--- a/docs/manuscript_jagi/supplement_jagi.docx
+++ b/docs/manuscript_jagi/supplement_jagi.docx
@@ -10,7 +10,7 @@
         <w:rPr>
           <w:lang w:val="en-US"/>
         </w:rPr>
-        <w:t xml:space="preserve">Supplement to: A Frame-Only Census of Game Mechanics Built on ARC-AGI-3 Failed a Preregistered Generality Test on MiniGrid/BabyAI and Procgen</w:t>
+        <w:t xml:space="preserve">Supplement to: A Frame-Only Census of Game Mechanics Built on ARC‑AGI‑3 Failed a Preregistered Generality Test on MiniGrid/BabyAI and Procgen</w:t>
       </w:r>
     </w:p>
     <w:p>
@@ -230,15 +230,15 @@
         <w:tblCaption w:val="Table S1. Test V1, every line, verbatim from docs/tables/v1.md."/>
       </w:tblPr>
       <w:tblGrid>
-        <w:gridCol w:w="754"/>
-        <w:gridCol w:w="829"/>
-        <w:gridCol w:w="1131"/>
-        <w:gridCol w:w="829"/>
-        <w:gridCol w:w="377"/>
-        <w:gridCol w:w="829"/>
-        <w:gridCol w:w="754"/>
-        <w:gridCol w:w="905"/>
-        <w:gridCol w:w="1508"/>
+        <w:gridCol w:w="692"/>
+        <w:gridCol w:w="845"/>
+        <w:gridCol w:w="1384"/>
+        <w:gridCol w:w="922"/>
+        <w:gridCol w:w="384"/>
+        <w:gridCol w:w="845"/>
+        <w:gridCol w:w="768"/>
+        <w:gridCol w:w="692"/>
+        <w:gridCol w:w="1384"/>
       </w:tblGrid>
       <w:tr>
         <w:trPr>
@@ -12561,7 +12561,7 @@
         <w:rPr>
           <w:lang w:val="en-US"/>
         </w:rPr>
-        <w:t xml:space="preserve">Every number in the article and in this supplement is a value in docs/manuscript_jagi/numbers.json, which is a copy of the file that scripts/manuscript_numbers.py writes from committed files into docs/manuscript, made by the build described in docs/manuscript_jagi/BUILD.md. scripts/manuscript_check.py, run with the option –dir docs/manuscript_jagi, rejects any numeral in either file that is not one of those values. The only exceptions are the fields of the six reference entries added for this version, which were verified against the publisher’s or arXiv’s page and are recorded, entry by entry, in docs/manuscript_jagi/REFERENCES_CHECK_jagi.md; the check accepts such an entry only if it equals the recorded entry character for character. Table S5 lists, for each class of number, the committed files its values come from and the commit that last changed each file. It is written by scripts/manuscript_numbers.py and copied here unchanged.</w:t>
+        <w:t xml:space="preserve">Every number in the article and in this supplement is a value in docs/manuscript_jagi/numbers.json, which is a copy of the file that scripts/manuscript_numbers.py writes from committed files into docs/manuscript, made by the build described in docs/manuscript_jagi/BUILD.md. scripts/manuscript_check.py, run with the option –dir docs/manuscript_jagi, rejects any numeral in either file that is not one of those values. The only exceptions are the fields of the six reference entries added for this version, which were verified against the publisher’s or arXiv’s page and are recorded, entry by entry, in docs/manuscript_jagi/REFERENCES_CHECK_jagi.md; the check accepts such an entry only if it equals the recorded entry character for character. The years of in-text citations are also exempt when the cited work is in the reference list. Table S5 lists, for each class of number, the committed files its values come from and the commit that last changed each file. It is written by scripts/manuscript_numbers.py and copied here unchanged.</w:t>
       </w:r>
     </w:p>
     <w:tbl>
@@ -12634,7 +12634,7 @@
               <w:rPr>
                 <w:lang w:val="en-US"/>
               </w:rPr>
-              <w:t xml:space="preserve">docs/EXPLORATORY_V1_DIAGNOSIS.md (7d9205e); docs/GROUND_TRUTH_minigrid.md (f12e529); docs/GROUND_TRUTH_procgen.md (8d209b3); docs/HELDOUT.md (4d2c02c); docs/PREREG.md (7d9205e); docs/STATE.md (a224604); docs/tables/v1.json (bb0f1a1); docs/tables/v2.json (bb0f1a1); runs/checks/determinism_check.json (5ac65c1); runs/exploratory/v1_diagnosis.json (66e5606); runs/pilot_checks/pilot_check.json (cda7aa0); runs/pilot_checks/procgen_camera_check.json (cda7aa0); scripts/analyze_common.py (a96e49e)</w:t>
+              <w:t xml:space="preserve">docs/EXPLORATORY_V1_DIAGNOSIS.md (7d9205e); docs/GROUND_TRUTH_minigrid.md (f12e529); docs/GROUND_TRUTH_procgen.md (8d209b3); docs/HELDOUT.md (4d2c02c); docs/PREREG.md (7d9205e); docs/STATE.md (at the commit tagged jagi-submission-v1); docs/tables/v1.json (bb0f1a1); docs/tables/v2.json (bb0f1a1); runs/checks/determinism_check.json (5ac65c1); runs/exploratory/v1_diagnosis.json (66e5606); runs/pilot_checks/pilot_check.json (cda7aa0); runs/pilot_checks/procgen_camera_check.json (cda7aa0); scripts/analyze_common.py (a96e49e)</w:t>
             </w:r>
           </w:p>
         </w:tc>
@@ -12754,7 +12754,7 @@
               <w:rPr>
                 <w:lang w:val="en-US"/>
               </w:rPr>
-              <w:t xml:space="preserve">docs/PREREG.md (7d9205e); docs/STATE.md (a224604); git tag objects and git ls-tree (the tag objects themselves)</w:t>
+              <w:t xml:space="preserve">docs/PREREG.md (7d9205e); docs/STATE.md (at the commit tagged jagi-submission-v1); git tag objects and git ls-tree (the tag objects themselves)</w:t>
             </w:r>
           </w:p>
         </w:tc>
@@ -12784,7 +12784,7 @@
               <w:rPr>
                 <w:lang w:val="en-US"/>
               </w:rPr>
-              <w:t xml:space="preserve">docs/HELDOUT.md (4d2c02c); docs/PREREG.md (7d9205e); docs/STATE.md (a224604); git tag objects and git ls-tree (the tag objects themselves)</w:t>
+              <w:t xml:space="preserve">docs/HELDOUT.md (4d2c02c); docs/PREREG.md (7d9205e); docs/STATE.md (at the commit tagged jagi-submission-v1); git tag objects and git ls-tree (the tag objects themselves)</w:t>
             </w:r>
           </w:p>
         </w:tc>
@@ -12844,7 +12844,7 @@
               <w:rPr>
                 <w:lang w:val="en-US"/>
               </w:rPr>
-              <w:t xml:space="preserve">docs/STATE.md (a224604); docs/manuscript/REFERENCES_CHECK.md (6df6718); docs/manuscript/REVIEW_draft1.md (48931d2); docs/preprint/preprint.md (8bed48b); docs/preprint/references.bib (8bed48b)</w:t>
+              <w:t xml:space="preserve">docs/STATE.md (at the commit tagged jagi-submission-v1); docs/manuscript/REFERENCES_CHECK.md (6df6718); docs/manuscript/REVIEW_draft1.md (48931d2); docs/preprint/preprint.md (8bed48b); docs/preprint/references.bib (8bed48b)</w:t>
             </w:r>
           </w:p>
         </w:tc>
@@ -12874,7 +12874,7 @@
               <w:rPr>
                 <w:lang w:val="en-US"/>
               </w:rPr>
-              <w:t xml:space="preserve">docs/STATE.md (a224604); docs/manuscript/REFERENCES_CHECK.md (6df6718); docs/preprint/preprint.md (8bed48b); docs/preprint/references.bib (8bed48b); docs/tables/v1.json (bb0f1a1); docs/tables/v2.json (bb0f1a1)</w:t>
+              <w:t xml:space="preserve">docs/STATE.md (at the commit tagged jagi-submission-v1); docs/manuscript/REFERENCES_CHECK.md (6df6718); docs/preprint/preprint.md (8bed48b); docs/preprint/references.bib (8bed48b); docs/tables/v1.json (bb0f1a1); docs/tables/v2.json (bb0f1a1)</w:t>
             </w:r>
           </w:p>
         </w:tc>
@@ -14249,7 +14249,7 @@
             <w:jc w:val="right"/>
           </w:pPr>
           <w:r>
-            <w:t xml:space="preserve">Submitted 2026-10-24</w:t>
+            <w:t xml:space="preserve">Submitted yyyy-mm-dd</w:t>
           </w:r>
         </w:p>
         <w:p>
@@ -15628,6 +15628,7 @@
     <w:basedOn w:val="Normal"/>
     <w:qFormat/>
     <w:pPr>
+      <w:keepNext/>
       <w:spacing w:before="0" w:after="0"/>
     </w:pPr>
     <w:rPr>
@@ -15639,6 +15640,7 @@
     <w:name w:val="Image Caption"/>
     <w:basedOn w:val="Normal"/>
     <w:pPr>
+      <w:keepLines/>
       <w:spacing w:before="120" w:after="240"/>
       <w:jc w:val="both"/>
     </w:pPr>
@@ -15651,6 +15653,7 @@
     <w:name w:val="Table Caption"/>
     <w:basedOn w:val="Normal"/>
     <w:pPr>
+      <w:keepLines/>
       <w:spacing w:before="120" w:after="240"/>
       <w:jc w:val="both"/>
     </w:pPr>

--- a/docs/manuscript_jagi/supplement_jagi.docx
+++ b/docs/manuscript_jagi/supplement_jagi.docx
@@ -10,7 +10,25 @@
         <w:rPr>
           <w:lang w:val="en-US"/>
         </w:rPr>
-        <w:t xml:space="preserve">Supplement to: A Frame-Only Census of Game Mechanics Built on ARC‑AGI‑3 Failed a Preregistered Generality Test on MiniGrid/BabyAI and Procgen</w:t>
+        <w:t xml:space="preserve">Supplement to:</w:t>
+      </w:r>
+      <w:r>
+        <w:br/>
+      </w:r>
+      <w:r>
+        <w:rPr>
+          <w:lang w:val="en-US"/>
+        </w:rPr>
+        <w:t xml:space="preserve">A Frame-Only Census of Game Mechanics Built on</w:t>
+      </w:r>
+      <w:r>
+        <w:br/>
+      </w:r>
+      <w:r>
+        <w:rPr>
+          <w:lang w:val="en-US"/>
+        </w:rPr>
+        <w:t xml:space="preserve">ARC-AGI-3 Failed a Preregistered Generality Test on MiniGrid/BabyAI and Procgen</w:t>
       </w:r>
     </w:p>
     <w:p>
@@ -32,25 +50,7 @@
         <w:rPr>
           <w:lang w:val="en-US"/>
         </w:rPr>
-        <w:t xml:space="preserve">This supplement accompanies the article of the same title. The article cites it as</w:t>
-      </w:r>
-      <w:r>
-        <w:rPr>
-          <w:lang w:val="en-US"/>
-        </w:rPr>
-        <w:t xml:space="preserve"> </w:t>
-      </w:r>
-      <w:r>
-        <w:rPr>
-          <w:lang w:val="en-US"/>
-        </w:rPr>
-        <w:t xml:space="preserve">“Supplement, Section S.n”</w:t>
-      </w:r>
-      <w:r>
-        <w:rPr>
-          <w:lang w:val="en-US"/>
-        </w:rPr>
-        <w:t xml:space="preserve">. It holds the full registered tables, the amendment trail, the exclusion lists, the provenance of every number and the hashes of the frozen files, and the exploratory ARC-AGI-3 line on the 17 held-out games. Everything here is copied from committed files of the repository, and every number in it is checked against the same list of values as the article.</w:t>
+        <w:t xml:space="preserve">This supplement accompanies the article of the same title. The article cites it as "Supplement, Section S.n". It holds the full registered tables, the amendment trail, the exclusion lists, the provenance of every number and the hashes of the frozen files, and the exploratory ARC-AGI-3 line on the 17 held-out games. Everything here is copied from committed files of the repository, and every number in it is checked against the same list of values as the article.</w:t>
       </w:r>
     </w:p>
     <w:p>
@@ -74,151 +74,7 @@
         <w:rPr>
           <w:lang w:val="en-US"/>
         </w:rPr>
-        <w:t xml:space="preserve">Table S1 is docs/tables/v1.md (commit bb0f1a1), as written by the frozen analysis code at prereg-v1.1, with every row and cell unchanged. Agreement is the share of games where the census verdict equals the truth, and κ is given only where both truth values have at least 3 games. The code’s identifiers are kept. On MiniGrid/BabyAI,</w:t>
-      </w:r>
-      <w:r>
-        <w:rPr>
-          <w:lang w:val="en-US"/>
-        </w:rPr>
-        <w:t xml:space="preserve"> </w:t>
-      </w:r>
-      <w:r>
-        <w:rPr>
-          <w:lang w:val="en-US"/>
-        </w:rPr>
-        <w:t xml:space="preserve">“macro”</w:t>
-      </w:r>
-      <w:r>
-        <w:rPr>
-          <w:lang w:val="en-US"/>
-        </w:rPr>
-        <w:t xml:space="preserve"> </w:t>
-      </w:r>
-      <w:r>
-        <w:rPr>
-          <w:lang w:val="en-US"/>
-        </w:rPr>
-        <w:t xml:space="preserve">is absolute moves and</w:t>
-      </w:r>
-      <w:r>
-        <w:rPr>
-          <w:lang w:val="en-US"/>
-        </w:rPr>
-        <w:t xml:space="preserve"> </w:t>
-      </w:r>
-      <w:r>
-        <w:rPr>
-          <w:lang w:val="en-US"/>
-        </w:rPr>
-        <w:t xml:space="preserve">“raw”</w:t>
-      </w:r>
-      <w:r>
-        <w:rPr>
-          <w:lang w:val="en-US"/>
-        </w:rPr>
-        <w:t xml:space="preserve"> </w:t>
-      </w:r>
-      <w:r>
-        <w:rPr>
-          <w:lang w:val="en-US"/>
-        </w:rPr>
-        <w:t xml:space="preserve">primitive actions. On Procgen,</w:t>
-      </w:r>
-      <w:r>
-        <w:rPr>
-          <w:lang w:val="en-US"/>
-        </w:rPr>
-        <w:t xml:space="preserve"> </w:t>
-      </w:r>
-      <w:r>
-        <w:rPr>
-          <w:lang w:val="en-US"/>
-        </w:rPr>
-        <w:t xml:space="preserve">“center_off”</w:t>
-      </w:r>
-      <w:r>
-        <w:rPr>
-          <w:lang w:val="en-US"/>
-        </w:rPr>
-        <w:t xml:space="preserve"> </w:t>
-      </w:r>
-      <w:r>
-        <w:rPr>
-          <w:lang w:val="en-US"/>
-        </w:rPr>
-        <w:t xml:space="preserve">is the whole-level view and</w:t>
-      </w:r>
-      <w:r>
-        <w:rPr>
-          <w:lang w:val="en-US"/>
-        </w:rPr>
-        <w:t xml:space="preserve"> </w:t>
-      </w:r>
-      <w:r>
-        <w:rPr>
-          <w:lang w:val="en-US"/>
-        </w:rPr>
-        <w:t xml:space="preserve">“center_on”</w:t>
-      </w:r>
-      <w:r>
-        <w:rPr>
-          <w:lang w:val="en-US"/>
-        </w:rPr>
-        <w:t xml:space="preserve"> </w:t>
-      </w:r>
-      <w:r>
-        <w:rPr>
-          <w:lang w:val="en-US"/>
-        </w:rPr>
-        <w:t xml:space="preserve">the view centered on the agent,</w:t>
-      </w:r>
-      <w:r>
-        <w:rPr>
-          <w:lang w:val="en-US"/>
-        </w:rPr>
-        <w:t xml:space="preserve"> </w:t>
-      </w:r>
-      <w:r>
-        <w:rPr>
-          <w:lang w:val="en-US"/>
-        </w:rPr>
-        <w:t xml:space="preserve">“in_range”</w:t>
-      </w:r>
-      <w:r>
-        <w:rPr>
-          <w:lang w:val="en-US"/>
-        </w:rPr>
-        <w:t xml:space="preserve"> </w:t>
-      </w:r>
-      <w:r>
-        <w:rPr>
-          <w:lang w:val="en-US"/>
-        </w:rPr>
-        <w:t xml:space="preserve">is the nine games of the operating range, and</w:t>
-      </w:r>
-      <w:r>
-        <w:rPr>
-          <w:lang w:val="en-US"/>
-        </w:rPr>
-        <w:t xml:space="preserve"> </w:t>
-      </w:r>
-      <w:r>
-        <w:rPr>
-          <w:lang w:val="en-US"/>
-        </w:rPr>
-        <w:t xml:space="preserve">“camera_distinct”</w:t>
-      </w:r>
-      <w:r>
-        <w:rPr>
-          <w:lang w:val="en-US"/>
-        </w:rPr>
-        <w:t xml:space="preserve"> </w:t>
-      </w:r>
-      <w:r>
-        <w:rPr>
-          <w:lang w:val="en-US"/>
-        </w:rPr>
-        <w:t xml:space="preserve">the five games where the two views differ.</w:t>
+        <w:t xml:space="preserve">Table S1 is docs/tables/v1.md (commit bb0f1a1), as written by the frozen analysis code at prereg-v1.1, with every row and cell unchanged. Agreement is the share of games where the census verdict equals the truth, and kappa is given only where both truth values have at least 3 games. The code's identifiers are kept. On MiniGrid/BabyAI, "macro" is absolute moves and "raw" primitive actions. On Procgen, "center_off" is the whole-level view and "center_on" the view centered on the agent, "in_range" is the nine games of the operating range, and "camera_distinct" the five games where the two views differ.</w:t>
       </w:r>
     </w:p>
     <w:tbl>
@@ -3496,127 +3352,7 @@
         <w:rPr>
           <w:lang w:val="en-US"/>
         </w:rPr>
-        <w:t xml:space="preserve">Table S2 is docs/tables/v2.md (commit bb0f1a1), as written by the frozen analysis code at prereg-v1.1. Its thirteen columns do not fit the page, so it is printed in two parts with the same rows in the same order: Table S2a gives each line and its verdict, Table S2b its statistics. No row, cell or value is changed. The agents are R, the explorer, N, the planner (instrument check), and I1, the graph-based explorer. Lines marked</w:t>
-      </w:r>
-      <w:r>
-        <w:rPr>
-          <w:lang w:val="en-US"/>
-        </w:rPr>
-        <w:t xml:space="preserve"> </w:t>
-      </w:r>
-      <w:r>
-        <w:rPr>
-          <w:lang w:val="en-US"/>
-        </w:rPr>
-        <w:t xml:space="preserve">“primary”</w:t>
-      </w:r>
-      <w:r>
-        <w:rPr>
-          <w:lang w:val="en-US"/>
-        </w:rPr>
-        <w:t xml:space="preserve"> </w:t>
-      </w:r>
-      <w:r>
-        <w:rPr>
-          <w:lang w:val="en-US"/>
-        </w:rPr>
-        <w:t xml:space="preserve">exclude the environments of Section S.4,</w:t>
-      </w:r>
-      <w:r>
-        <w:rPr>
-          <w:lang w:val="en-US"/>
-        </w:rPr>
-        <w:t xml:space="preserve"> </w:t>
-      </w:r>
-      <w:r>
-        <w:rPr>
-          <w:lang w:val="en-US"/>
-        </w:rPr>
-        <w:t xml:space="preserve">“primary, D9b included”</w:t>
-      </w:r>
-      <w:r>
-        <w:rPr>
-          <w:lang w:val="en-US"/>
-        </w:rPr>
-        <w:t xml:space="preserve"> </w:t>
-      </w:r>
-      <w:r>
-        <w:rPr>
-          <w:lang w:val="en-US"/>
-        </w:rPr>
-        <w:t xml:space="preserve">puts back the exclusions specific to I1, and</w:t>
-      </w:r>
-      <w:r>
-        <w:rPr>
-          <w:lang w:val="en-US"/>
-        </w:rPr>
-        <w:t xml:space="preserve"> </w:t>
-      </w:r>
-      <w:r>
-        <w:rPr>
-          <w:lang w:val="en-US"/>
-        </w:rPr>
-        <w:t xml:space="preserve">“all games”</w:t>
-      </w:r>
-      <w:r>
-        <w:rPr>
-          <w:lang w:val="en-US"/>
-        </w:rPr>
-        <w:t xml:space="preserve"> </w:t>
-      </w:r>
-      <w:r>
-        <w:rPr>
-          <w:lang w:val="en-US"/>
-        </w:rPr>
-        <w:t xml:space="preserve">includes every environment. auroc_B is the AUROC of the nuisance baseline, ci_low and ci_high the 95% bootstrap interval, and balanced_acc the balanced accuracy of the conjunctive prediction. Condition identifiers are as in Table S1;</w:t>
-      </w:r>
-      <w:r>
-        <w:rPr>
-          <w:lang w:val="en-US"/>
-        </w:rPr>
-        <w:t xml:space="preserve"> </w:t>
-      </w:r>
-      <w:r>
-        <w:rPr>
-          <w:lang w:val="en-US"/>
-        </w:rPr>
-        <w:t xml:space="preserve">“native”</w:t>
-      </w:r>
-      <w:r>
-        <w:rPr>
-          <w:lang w:val="en-US"/>
-        </w:rPr>
-        <w:t xml:space="preserve"> </w:t>
-      </w:r>
-      <w:r>
-        <w:rPr>
-          <w:lang w:val="en-US"/>
-        </w:rPr>
-        <w:t xml:space="preserve">is ARC-AGI-3. The two ARC-AGI-3 lines are computed over all 25 public games because of the defect described in the article (Section 3.10), and the</w:t>
-      </w:r>
-      <w:r>
-        <w:rPr>
-          <w:lang w:val="en-US"/>
-        </w:rPr>
-        <w:t xml:space="preserve"> </w:t>
-      </w:r>
-      <w:r>
-        <w:rPr>
-          <w:lang w:val="en-US"/>
-        </w:rPr>
-        <w:t xml:space="preserve">“FAIL”</w:t>
-      </w:r>
-      <w:r>
-        <w:rPr>
-          <w:lang w:val="en-US"/>
-        </w:rPr>
-        <w:t xml:space="preserve"> </w:t>
-      </w:r>
-      <w:r>
-        <w:rPr>
-          <w:lang w:val="en-US"/>
-        </w:rPr>
-        <w:t xml:space="preserve">printed on them has no registered meaning.</w:t>
+        <w:t xml:space="preserve">Table S2 is docs/tables/v2.md (commit bb0f1a1), as written by the frozen analysis code at prereg-v1.1. Its thirteen columns do not fit the page, so it is printed in two parts with the same rows in the same order: Table S2a gives each line and its verdict, Table S2b its statistics. No row, cell or value is changed. The agents are R, the explorer, N, the planner (instrument check), and I1, the graph-based explorer. Lines marked "primary" exclude the environments of Section S.4, "primary, D9b included" puts back the exclusions specific to I1, and "all games" includes every environment. auroc_B is the AUROC of the nuisance baseline, ci_low and ci_high the 95% bootstrap interval, and balanced_acc the balanced accuracy of the conjunctive prediction. Condition identifiers are as in Table S1; "native" is ARC-AGI-3. The two ARC-AGI-3 lines are computed over all 25 public games because of the defect described in the article (Section 3.10), and the "FAIL" printed on them has no registered meaning.</w:t>
       </w:r>
     </w:p>
     <w:tbl>
@@ -10732,7 +10468,7 @@
         <w:rPr>
           <w:lang w:val="en-US"/>
         </w:rPr>
-        <w:t xml:space="preserve">D6, the runner. One registered script runs both suites, calls the author’s agents exactly as the ARC-AGI-3 runner does, refuses to run if any frozen file differs from its registered hash, and writes one row per run.</w:t>
+        <w:t xml:space="preserve">D6, the runner. One registered script runs both suites, calls the author's agents exactly as the ARC-AGI-3 runner does, refuses to run if any frozen file differs from its registered hash, and writes one row per run.</w:t>
       </w:r>
     </w:p>
     <w:p>
@@ -10765,7 +10501,7 @@
         <w:rPr>
           <w:lang w:val="en-US"/>
         </w:rPr>
-        <w:t xml:space="preserve">D9, exclusions for R and N. An environment is excluded from an agent’s primary V2 line when, on every seed, success cannot be reached without an action missing from the agent’s key map, either as the success action or as a precondition of every successful episode. The environment with no success at all is on every list. The lists hold 6 environments under primitive actions and 49 under absolute moves.</w:t>
+        <w:t xml:space="preserve">D9, exclusions for R and N. An environment is excluded from an agent's primary V2 line when, on every seed, success cannot be reached without an action missing from the agent's key map, either as the success action or as a precondition of every successful episode. The environment with no success at all is on every list. The lists hold 6 environments under primitive actions and 49 under absolute moves.</w:t>
       </w:r>
     </w:p>
     <w:p>
@@ -10776,7 +10512,7 @@
         <w:rPr>
           <w:lang w:val="en-US"/>
         </w:rPr>
-        <w:t xml:space="preserve">D9b, exclusions for I1. After the pilot showed I1 completing no level on a locked-door environment, the D9 rule was applied to I1’s own key map, adding the 57 environments where success needs toggle on every seed. I1’s lists hold 63 and 78 environments. Procgen has no exclusion, because no level end needs the second special action.</w:t>
+        <w:t xml:space="preserve">D9b, exclusions for I1. After the pilot showed I1 completing no level on a locked-door environment, the D9 rule was applied to I1's own key map, adding the 57 environments where success needs toggle on every seed. I1's lists hold 63 and 78 environments. Procgen has no exclusion, because no level end needs the second special action.</w:t>
       </w:r>
     </w:p>
     <w:p>
@@ -10787,7 +10523,7 @@
         <w:rPr>
           <w:lang w:val="en-US"/>
         </w:rPr>
-        <w:t xml:space="preserve">D10, seeding text. The v1 seeding text for MiniGrid/BabyAI is replaced by D4, and the runner’s commands are added.</w:t>
+        <w:t xml:space="preserve">D10, seeding text. The v1 seeding text for MiniGrid/BabyAI is replaced by D4, and the runner's commands are added.</w:t>
       </w:r>
     </w:p>
     <w:p>
@@ -10888,161 +10624,45 @@
         <w:rPr>
           <w:lang w:val="en-US"/>
         </w:rPr>
-        <w:t xml:space="preserve">B1. No success at all (1 environment; on every agent’s list in both conditions):</w:t>
+        <w:t xml:space="preserve">B1. No success at all (1 environment; on every agent's list in both conditions):</w:t>
       </w:r>
     </w:p>
     <w:p>
       <w:pPr>
-        <w:pStyle w:val="Compact"/>
-        <w:numPr>
-          <w:ilvl w:val="0"/>
-          <w:numId w:val="1001"/>
-        </w:numPr>
+        <w:pStyle w:val="BodyText"/>
       </w:pPr>
       <w:r>
         <w:rPr>
           <w:lang w:val="en-US"/>
         </w:rPr>
-        <w:t xml:space="preserve">MiniGrid-Playground-v0</w:t>
+        <w:t xml:space="preserve">MiniGrid-Playground-v0.</w:t>
       </w:r>
     </w:p>
     <w:p>
       <w:pPr>
-        <w:pStyle w:val="FirstParagraph"/>
+        <w:pStyle w:val="BodyText"/>
       </w:pPr>
       <w:r>
         <w:rPr>
           <w:lang w:val="en-US"/>
         </w:rPr>
-        <w:t xml:space="preserve">B2. Success needs</w:t>
-      </w:r>
-      <w:r>
-        <w:rPr>
-          <w:lang w:val="en-US"/>
-        </w:rPr>
-        <w:t xml:space="preserve"> </w:t>
-      </w:r>
-      <w:r>
-        <w:rPr>
-          <w:lang w:val="en-US"/>
-        </w:rPr>
-        <w:t xml:space="preserve">“done”</w:t>
-      </w:r>
-      <w:r>
-        <w:rPr>
-          <w:lang w:val="en-US"/>
-        </w:rPr>
-        <w:t xml:space="preserve"> </w:t>
-      </w:r>
-      <w:r>
-        <w:rPr>
-          <w:lang w:val="en-US"/>
-        </w:rPr>
-        <w:t xml:space="preserve">(5; on every list in both conditions;</w:t>
-      </w:r>
-      <w:r>
-        <w:rPr>
-          <w:lang w:val="en-US"/>
-        </w:rPr>
-        <w:t xml:space="preserve"> </w:t>
-      </w:r>
-      <w:r>
-        <w:rPr>
-          <w:lang w:val="en-US"/>
-        </w:rPr>
-        <w:t xml:space="preserve">“done”</w:t>
-      </w:r>
-      <w:r>
-        <w:rPr>
-          <w:lang w:val="en-US"/>
-        </w:rPr>
-        <w:t xml:space="preserve"> </w:t>
-      </w:r>
-      <w:r>
-        <w:rPr>
-          <w:lang w:val="en-US"/>
-        </w:rPr>
-        <w:t xml:space="preserve">is in no key map):</w:t>
+        <w:t xml:space="preserve">B2. Success needs "done" (5; on every list in both conditions; "done" is in no key map):</w:t>
       </w:r>
     </w:p>
     <w:p>
       <w:pPr>
-        <w:pStyle w:val="Compact"/>
-        <w:numPr>
-          <w:ilvl w:val="0"/>
-          <w:numId w:val="1002"/>
-        </w:numPr>
+        <w:pStyle w:val="BodyText"/>
       </w:pPr>
       <w:r>
         <w:rPr>
           <w:lang w:val="en-US"/>
         </w:rPr>
-        <w:t xml:space="preserve">MiniGrid-GoToDoor-5x5-v0</w:t>
+        <w:t xml:space="preserve">MiniGrid-GoToDoor-5x5-v0; MiniGrid-GoToDoor-6x6-v0; MiniGrid-GoToDoor-8x8-v0; MiniGrid-GoToObject-6x6-N2-v0; MiniGrid-GoToObject-8x8-N2-v0.</w:t>
       </w:r>
     </w:p>
     <w:p>
       <w:pPr>
-        <w:pStyle w:val="Compact"/>
-        <w:numPr>
-          <w:ilvl w:val="0"/>
-          <w:numId w:val="1002"/>
-        </w:numPr>
-      </w:pPr>
-      <w:r>
-        <w:rPr>
-          <w:lang w:val="en-US"/>
-        </w:rPr>
-        <w:t xml:space="preserve">MiniGrid-GoToDoor-6x6-v0</w:t>
-      </w:r>
-    </w:p>
-    <w:p>
-      <w:pPr>
-        <w:pStyle w:val="Compact"/>
-        <w:numPr>
-          <w:ilvl w:val="0"/>
-          <w:numId w:val="1002"/>
-        </w:numPr>
-      </w:pPr>
-      <w:r>
-        <w:rPr>
-          <w:lang w:val="en-US"/>
-        </w:rPr>
-        <w:t xml:space="preserve">MiniGrid-GoToDoor-8x8-v0</w:t>
-      </w:r>
-    </w:p>
-    <w:p>
-      <w:pPr>
-        <w:pStyle w:val="Compact"/>
-        <w:numPr>
-          <w:ilvl w:val="0"/>
-          <w:numId w:val="1002"/>
-        </w:numPr>
-      </w:pPr>
-      <w:r>
-        <w:rPr>
-          <w:lang w:val="en-US"/>
-        </w:rPr>
-        <w:t xml:space="preserve">MiniGrid-GoToObject-6x6-N2-v0</w:t>
-      </w:r>
-    </w:p>
-    <w:p>
-      <w:pPr>
-        <w:pStyle w:val="Compact"/>
-        <w:numPr>
-          <w:ilvl w:val="0"/>
-          <w:numId w:val="1002"/>
-        </w:numPr>
-      </w:pPr>
-      <w:r>
-        <w:rPr>
-          <w:lang w:val="en-US"/>
-        </w:rPr>
-        <w:t xml:space="preserve">MiniGrid-GoToObject-8x8-N2-v0</w:t>
-      </w:r>
-    </w:p>
-    <w:p>
-      <w:pPr>
-        <w:pStyle w:val="FirstParagraph"/>
+        <w:pStyle w:val="BodyText"/>
       </w:pPr>
       <w:r>
         <w:rPr>
@@ -11053,1115 +10673,79 @@
     </w:p>
     <w:p>
       <w:pPr>
-        <w:pStyle w:val="Compact"/>
-        <w:numPr>
-          <w:ilvl w:val="0"/>
-          <w:numId w:val="1003"/>
-        </w:numPr>
+        <w:pStyle w:val="BodyText"/>
       </w:pPr>
       <w:r>
         <w:rPr>
           <w:lang w:val="en-US"/>
         </w:rPr>
-        <w:t xml:space="preserve">MiniGrid-PutNear-6x6-N2-v0</w:t>
+        <w:t xml:space="preserve">MiniGrid-PutNear-6x6-N2-v0; MiniGrid-PutNear-8x8-N3-v0; BabyAI-PutNextLocal-v0; BabyAI-PutNextLocalS5N3-v0; BabyAI-PutNextLocalS6N4-v0; BabyAI-PutNextS4N1-v0; BabyAI-PutNextS5N1-v0; BabyAI-PutNextS5N2-v0; BabyAI-PutNextS5N2Carrying-v0; BabyAI-PutNextS6N3-v0; BabyAI-PutNextS6N3Carrying-v0; BabyAI-PutNextS7N4-v0; BabyAI-PutNextS7N4Carrying-v0; BabyAI-MoveTwoAcrossS5N2-v0; BabyAI-MoveTwoAcrossS8N9-v0.</w:t>
       </w:r>
     </w:p>
     <w:p>
       <w:pPr>
-        <w:pStyle w:val="Compact"/>
-        <w:numPr>
-          <w:ilvl w:val="0"/>
-          <w:numId w:val="1003"/>
-        </w:numPr>
+        <w:pStyle w:val="BodyText"/>
       </w:pPr>
       <w:r>
         <w:rPr>
           <w:lang w:val="en-US"/>
         </w:rPr>
-        <w:t xml:space="preserve">MiniGrid-PutNear-8x8-N3-v0</w:t>
+        <w:t xml:space="preserve">B4. A drop is a precondition (28; on the absolute-move lists of every agent, and on I1's lists in both conditions as toggle preconditions):</w:t>
       </w:r>
     </w:p>
     <w:p>
       <w:pPr>
-        <w:pStyle w:val="Compact"/>
-        <w:numPr>
-          <w:ilvl w:val="0"/>
-          <w:numId w:val="1003"/>
-        </w:numPr>
+        <w:pStyle w:val="BodyText"/>
       </w:pPr>
       <w:r>
         <w:rPr>
           <w:lang w:val="en-US"/>
         </w:rPr>
-        <w:t xml:space="preserve">BabyAI-PutNextLocal-v0</w:t>
+        <w:t xml:space="preserve">MiniGrid-KeyCorridorS3R1-v0; MiniGrid-KeyCorridorS3R2-v0; MiniGrid-KeyCorridorS3R3-v0; MiniGrid-KeyCorridorS4R3-v0; MiniGrid-KeyCorridorS5R3-v0; MiniGrid-KeyCorridorS6R3-v0; MiniGrid-UnlockPickup-v0; MiniGrid-BlockedUnlockPickup-v0; MiniGrid-ObstructedMaze-1Dl-v0; MiniGrid-ObstructedMaze-1Dlh-v0; MiniGrid-ObstructedMaze-1Dlhb-v0; MiniGrid-ObstructedMaze-1Q-v1; MiniGrid-ObstructedMaze-2Dl-v0; MiniGrid-ObstructedMaze-2Dlh-v0; MiniGrid-ObstructedMaze-2Dlhb-v1; MiniGrid-ObstructedMaze-2Q-v1; MiniGrid-ObstructedMaze-Full-v1; BabyAI-KeyCorridor-v0; BabyAI-KeyCorridorS3R1-v0; BabyAI-KeyCorridorS3R2-v0; BabyAI-KeyCorridorS3R3-v0; BabyAI-KeyCorridorS4R3-v0; BabyAI-KeyCorridorS5R3-v0; BabyAI-KeyCorridorS6R3-v0; BabyAI-UnlockPickup-v0; BabyAI-UnlockPickupDist-v0; BabyAI-BlockedUnlockPickup-v0; BabyAI-UnlockToUnlock-v0.</w:t>
       </w:r>
     </w:p>
     <w:p>
       <w:pPr>
-        <w:pStyle w:val="Compact"/>
-        <w:numPr>
-          <w:ilvl w:val="0"/>
-          <w:numId w:val="1003"/>
-        </w:numPr>
+        <w:pStyle w:val="BodyText"/>
       </w:pPr>
       <w:r>
         <w:rPr>
           <w:lang w:val="en-US"/>
         </w:rPr>
-        <w:t xml:space="preserve">BabyAI-PutNextLocalS5N3-v0</w:t>
+        <w:t xml:space="preserve">B5. Success is a toggle (20; on I1's lists in both conditions):</w:t>
       </w:r>
     </w:p>
     <w:p>
       <w:pPr>
-        <w:pStyle w:val="Compact"/>
-        <w:numPr>
-          <w:ilvl w:val="0"/>
-          <w:numId w:val="1003"/>
-        </w:numPr>
+        <w:pStyle w:val="BodyText"/>
       </w:pPr>
       <w:r>
         <w:rPr>
           <w:lang w:val="en-US"/>
         </w:rPr>
-        <w:t xml:space="preserve">BabyAI-PutNextLocalS6N4-v0</w:t>
+        <w:t xml:space="preserve">MiniGrid-Unlock-v0; MiniGrid-RedBlueDoors-6x6-v0; MiniGrid-RedBlueDoors-8x8-v0; BabyAI-Open-v0; BabyAI-OpenDoor-v0; BabyAI-OpenDoorColor-v0; BabyAI-OpenDoorDebug-v0; BabyAI-OpenDoorLoc-v0; BabyAI-OpenDoorsOrderN2-v0; BabyAI-OpenDoorsOrderN2Debug-v0; BabyAI-OpenDoorsOrderN4-v0; BabyAI-OpenDoorsOrderN4Debug-v0; BabyAI-OpenRedBlueDoors-v0; BabyAI-OpenRedBlueDoorsDebug-v0; BabyAI-OpenRedDoor-v0; BabyAI-OpenTwoDoors-v0; BabyAI-Unlock-v0; BabyAI-UnlockLocal-v0; BabyAI-UnlockLocalDist-v0; BabyAI-KeyInBox-v0.</w:t>
       </w:r>
     </w:p>
     <w:p>
       <w:pPr>
-        <w:pStyle w:val="Compact"/>
-        <w:numPr>
-          <w:ilvl w:val="0"/>
-          <w:numId w:val="1003"/>
-        </w:numPr>
+        <w:pStyle w:val="BodyText"/>
       </w:pPr>
       <w:r>
         <w:rPr>
           <w:lang w:val="en-US"/>
         </w:rPr>
-        <w:t xml:space="preserve">BabyAI-PutNextS4N1-v0</w:t>
+        <w:t xml:space="preserve">B6. A toggle is a precondition (these 9, plus the 28 of B4; on I1's lists in both conditions):</w:t>
       </w:r>
     </w:p>
     <w:p>
       <w:pPr>
-        <w:pStyle w:val="Compact"/>
-        <w:numPr>
-          <w:ilvl w:val="0"/>
-          <w:numId w:val="1003"/>
-        </w:numPr>
+        <w:pStyle w:val="BodyText"/>
       </w:pPr>
       <w:r>
         <w:rPr>
           <w:lang w:val="en-US"/>
         </w:rPr>
-        <w:t xml:space="preserve">BabyAI-PutNextS5N1-v0</w:t>
-      </w:r>
-    </w:p>
-    <w:p>
-      <w:pPr>
-        <w:pStyle w:val="Compact"/>
-        <w:numPr>
-          <w:ilvl w:val="0"/>
-          <w:numId w:val="1003"/>
-        </w:numPr>
-      </w:pPr>
-      <w:r>
-        <w:rPr>
-          <w:lang w:val="en-US"/>
-        </w:rPr>
-        <w:t xml:space="preserve">BabyAI-PutNextS5N2-v0</w:t>
-      </w:r>
-    </w:p>
-    <w:p>
-      <w:pPr>
-        <w:pStyle w:val="Compact"/>
-        <w:numPr>
-          <w:ilvl w:val="0"/>
-          <w:numId w:val="1003"/>
-        </w:numPr>
-      </w:pPr>
-      <w:r>
-        <w:rPr>
-          <w:lang w:val="en-US"/>
-        </w:rPr>
-        <w:t xml:space="preserve">BabyAI-PutNextS5N2Carrying-v0</w:t>
-      </w:r>
-    </w:p>
-    <w:p>
-      <w:pPr>
-        <w:pStyle w:val="Compact"/>
-        <w:numPr>
-          <w:ilvl w:val="0"/>
-          <w:numId w:val="1003"/>
-        </w:numPr>
-      </w:pPr>
-      <w:r>
-        <w:rPr>
-          <w:lang w:val="en-US"/>
-        </w:rPr>
-        <w:t xml:space="preserve">BabyAI-PutNextS6N3-v0</w:t>
-      </w:r>
-    </w:p>
-    <w:p>
-      <w:pPr>
-        <w:pStyle w:val="Compact"/>
-        <w:numPr>
-          <w:ilvl w:val="0"/>
-          <w:numId w:val="1003"/>
-        </w:numPr>
-      </w:pPr>
-      <w:r>
-        <w:rPr>
-          <w:lang w:val="en-US"/>
-        </w:rPr>
-        <w:t xml:space="preserve">BabyAI-PutNextS6N3Carrying-v0</w:t>
-      </w:r>
-    </w:p>
-    <w:p>
-      <w:pPr>
-        <w:pStyle w:val="Compact"/>
-        <w:numPr>
-          <w:ilvl w:val="0"/>
-          <w:numId w:val="1003"/>
-        </w:numPr>
-      </w:pPr>
-      <w:r>
-        <w:rPr>
-          <w:lang w:val="en-US"/>
-        </w:rPr>
-        <w:t xml:space="preserve">BabyAI-PutNextS7N4-v0</w:t>
-      </w:r>
-    </w:p>
-    <w:p>
-      <w:pPr>
-        <w:pStyle w:val="Compact"/>
-        <w:numPr>
-          <w:ilvl w:val="0"/>
-          <w:numId w:val="1003"/>
-        </w:numPr>
-      </w:pPr>
-      <w:r>
-        <w:rPr>
-          <w:lang w:val="en-US"/>
-        </w:rPr>
-        <w:t xml:space="preserve">BabyAI-PutNextS7N4Carrying-v0</w:t>
-      </w:r>
-    </w:p>
-    <w:p>
-      <w:pPr>
-        <w:pStyle w:val="Compact"/>
-        <w:numPr>
-          <w:ilvl w:val="0"/>
-          <w:numId w:val="1003"/>
-        </w:numPr>
-      </w:pPr>
-      <w:r>
-        <w:rPr>
-          <w:lang w:val="en-US"/>
-        </w:rPr>
-        <w:t xml:space="preserve">BabyAI-MoveTwoAcrossS5N2-v0</w:t>
-      </w:r>
-    </w:p>
-    <w:p>
-      <w:pPr>
-        <w:pStyle w:val="Compact"/>
-        <w:numPr>
-          <w:ilvl w:val="0"/>
-          <w:numId w:val="1003"/>
-        </w:numPr>
-      </w:pPr>
-      <w:r>
-        <w:rPr>
-          <w:lang w:val="en-US"/>
-        </w:rPr>
-        <w:t xml:space="preserve">BabyAI-MoveTwoAcrossS8N9-v0</w:t>
-      </w:r>
-    </w:p>
-    <w:p>
-      <w:pPr>
-        <w:pStyle w:val="FirstParagraph"/>
-      </w:pPr>
-      <w:r>
-        <w:rPr>
-          <w:lang w:val="en-US"/>
-        </w:rPr>
-        <w:t xml:space="preserve">B4. A drop is a precondition (28; on the absolute-move lists of every agent, and on I1’s lists in both conditions as toggle preconditions):</w:t>
-      </w:r>
-    </w:p>
-    <w:p>
-      <w:pPr>
-        <w:pStyle w:val="Compact"/>
-        <w:numPr>
-          <w:ilvl w:val="0"/>
-          <w:numId w:val="1004"/>
-        </w:numPr>
-      </w:pPr>
-      <w:r>
-        <w:rPr>
-          <w:lang w:val="en-US"/>
-        </w:rPr>
-        <w:t xml:space="preserve">MiniGrid-KeyCorridorS3R1-v0</w:t>
-      </w:r>
-    </w:p>
-    <w:p>
-      <w:pPr>
-        <w:pStyle w:val="Compact"/>
-        <w:numPr>
-          <w:ilvl w:val="0"/>
-          <w:numId w:val="1004"/>
-        </w:numPr>
-      </w:pPr>
-      <w:r>
-        <w:rPr>
-          <w:lang w:val="en-US"/>
-        </w:rPr>
-        <w:t xml:space="preserve">MiniGrid-KeyCorridorS3R2-v0</w:t>
-      </w:r>
-    </w:p>
-    <w:p>
-      <w:pPr>
-        <w:pStyle w:val="Compact"/>
-        <w:numPr>
-          <w:ilvl w:val="0"/>
-          <w:numId w:val="1004"/>
-        </w:numPr>
-      </w:pPr>
-      <w:r>
-        <w:rPr>
-          <w:lang w:val="en-US"/>
-        </w:rPr>
-        <w:t xml:space="preserve">MiniGrid-KeyCorridorS3R3-v0</w:t>
-      </w:r>
-    </w:p>
-    <w:p>
-      <w:pPr>
-        <w:pStyle w:val="Compact"/>
-        <w:numPr>
-          <w:ilvl w:val="0"/>
-          <w:numId w:val="1004"/>
-        </w:numPr>
-      </w:pPr>
-      <w:r>
-        <w:rPr>
-          <w:lang w:val="en-US"/>
-        </w:rPr>
-        <w:t xml:space="preserve">MiniGrid-KeyCorridorS4R3-v0</w:t>
-      </w:r>
-    </w:p>
-    <w:p>
-      <w:pPr>
-        <w:pStyle w:val="Compact"/>
-        <w:numPr>
-          <w:ilvl w:val="0"/>
-          <w:numId w:val="1004"/>
-        </w:numPr>
-      </w:pPr>
-      <w:r>
-        <w:rPr>
-          <w:lang w:val="en-US"/>
-        </w:rPr>
-        <w:t xml:space="preserve">MiniGrid-KeyCorridorS5R3-v0</w:t>
-      </w:r>
-    </w:p>
-    <w:p>
-      <w:pPr>
-        <w:pStyle w:val="Compact"/>
-        <w:numPr>
-          <w:ilvl w:val="0"/>
-          <w:numId w:val="1004"/>
-        </w:numPr>
-      </w:pPr>
-      <w:r>
-        <w:rPr>
-          <w:lang w:val="en-US"/>
-        </w:rPr>
-        <w:t xml:space="preserve">MiniGrid-KeyCorridorS6R3-v0</w:t>
-      </w:r>
-    </w:p>
-    <w:p>
-      <w:pPr>
-        <w:pStyle w:val="Compact"/>
-        <w:numPr>
-          <w:ilvl w:val="0"/>
-          <w:numId w:val="1004"/>
-        </w:numPr>
-      </w:pPr>
-      <w:r>
-        <w:rPr>
-          <w:lang w:val="en-US"/>
-        </w:rPr>
-        <w:t xml:space="preserve">MiniGrid-UnlockPickup-v0</w:t>
-      </w:r>
-    </w:p>
-    <w:p>
-      <w:pPr>
-        <w:pStyle w:val="Compact"/>
-        <w:numPr>
-          <w:ilvl w:val="0"/>
-          <w:numId w:val="1004"/>
-        </w:numPr>
-      </w:pPr>
-      <w:r>
-        <w:rPr>
-          <w:lang w:val="en-US"/>
-        </w:rPr>
-        <w:t xml:space="preserve">MiniGrid-BlockedUnlockPickup-v0</w:t>
-      </w:r>
-    </w:p>
-    <w:p>
-      <w:pPr>
-        <w:pStyle w:val="Compact"/>
-        <w:numPr>
-          <w:ilvl w:val="0"/>
-          <w:numId w:val="1004"/>
-        </w:numPr>
-      </w:pPr>
-      <w:r>
-        <w:rPr>
-          <w:lang w:val="en-US"/>
-        </w:rPr>
-        <w:t xml:space="preserve">MiniGrid-ObstructedMaze-1Dl-v0</w:t>
-      </w:r>
-    </w:p>
-    <w:p>
-      <w:pPr>
-        <w:pStyle w:val="Compact"/>
-        <w:numPr>
-          <w:ilvl w:val="0"/>
-          <w:numId w:val="1004"/>
-        </w:numPr>
-      </w:pPr>
-      <w:r>
-        <w:rPr>
-          <w:lang w:val="en-US"/>
-        </w:rPr>
-        <w:t xml:space="preserve">MiniGrid-ObstructedMaze-1Dlh-v0</w:t>
-      </w:r>
-    </w:p>
-    <w:p>
-      <w:pPr>
-        <w:pStyle w:val="Compact"/>
-        <w:numPr>
-          <w:ilvl w:val="0"/>
-          <w:numId w:val="1004"/>
-        </w:numPr>
-      </w:pPr>
-      <w:r>
-        <w:rPr>
-          <w:lang w:val="en-US"/>
-        </w:rPr>
-        <w:t xml:space="preserve">MiniGrid-ObstructedMaze-1Dlhb-v0</w:t>
-      </w:r>
-    </w:p>
-    <w:p>
-      <w:pPr>
-        <w:pStyle w:val="Compact"/>
-        <w:numPr>
-          <w:ilvl w:val="0"/>
-          <w:numId w:val="1004"/>
-        </w:numPr>
-      </w:pPr>
-      <w:r>
-        <w:rPr>
-          <w:lang w:val="en-US"/>
-        </w:rPr>
-        <w:t xml:space="preserve">MiniGrid-ObstructedMaze-1Q-v1</w:t>
-      </w:r>
-    </w:p>
-    <w:p>
-      <w:pPr>
-        <w:pStyle w:val="Compact"/>
-        <w:numPr>
-          <w:ilvl w:val="0"/>
-          <w:numId w:val="1004"/>
-        </w:numPr>
-      </w:pPr>
-      <w:r>
-        <w:rPr>
-          <w:lang w:val="en-US"/>
-        </w:rPr>
-        <w:t xml:space="preserve">MiniGrid-ObstructedMaze-2Dl-v0</w:t>
-      </w:r>
-    </w:p>
-    <w:p>
-      <w:pPr>
-        <w:pStyle w:val="Compact"/>
-        <w:numPr>
-          <w:ilvl w:val="0"/>
-          <w:numId w:val="1004"/>
-        </w:numPr>
-      </w:pPr>
-      <w:r>
-        <w:rPr>
-          <w:lang w:val="en-US"/>
-        </w:rPr>
-        <w:t xml:space="preserve">MiniGrid-ObstructedMaze-2Dlh-v0</w:t>
-      </w:r>
-    </w:p>
-    <w:p>
-      <w:pPr>
-        <w:pStyle w:val="Compact"/>
-        <w:numPr>
-          <w:ilvl w:val="0"/>
-          <w:numId w:val="1004"/>
-        </w:numPr>
-      </w:pPr>
-      <w:r>
-        <w:rPr>
-          <w:lang w:val="en-US"/>
-        </w:rPr>
-        <w:t xml:space="preserve">MiniGrid-ObstructedMaze-2Dlhb-v1</w:t>
-      </w:r>
-    </w:p>
-    <w:p>
-      <w:pPr>
-        <w:pStyle w:val="Compact"/>
-        <w:numPr>
-          <w:ilvl w:val="0"/>
-          <w:numId w:val="1004"/>
-        </w:numPr>
-      </w:pPr>
-      <w:r>
-        <w:rPr>
-          <w:lang w:val="en-US"/>
-        </w:rPr>
-        <w:t xml:space="preserve">MiniGrid-ObstructedMaze-2Q-v1</w:t>
-      </w:r>
-    </w:p>
-    <w:p>
-      <w:pPr>
-        <w:pStyle w:val="Compact"/>
-        <w:numPr>
-          <w:ilvl w:val="0"/>
-          <w:numId w:val="1004"/>
-        </w:numPr>
-      </w:pPr>
-      <w:r>
-        <w:rPr>
-          <w:lang w:val="en-US"/>
-        </w:rPr>
-        <w:t xml:space="preserve">MiniGrid-ObstructedMaze-Full-v1</w:t>
-      </w:r>
-    </w:p>
-    <w:p>
-      <w:pPr>
-        <w:pStyle w:val="Compact"/>
-        <w:numPr>
-          <w:ilvl w:val="0"/>
-          <w:numId w:val="1004"/>
-        </w:numPr>
-      </w:pPr>
-      <w:r>
-        <w:rPr>
-          <w:lang w:val="en-US"/>
-        </w:rPr>
-        <w:t xml:space="preserve">BabyAI-KeyCorridor-v0</w:t>
-      </w:r>
-    </w:p>
-    <w:p>
-      <w:pPr>
-        <w:pStyle w:val="Compact"/>
-        <w:numPr>
-          <w:ilvl w:val="0"/>
-          <w:numId w:val="1004"/>
-        </w:numPr>
-      </w:pPr>
-      <w:r>
-        <w:rPr>
-          <w:lang w:val="en-US"/>
-        </w:rPr>
-        <w:t xml:space="preserve">BabyAI-KeyCorridorS3R1-v0</w:t>
-      </w:r>
-    </w:p>
-    <w:p>
-      <w:pPr>
-        <w:pStyle w:val="Compact"/>
-        <w:numPr>
-          <w:ilvl w:val="0"/>
-          <w:numId w:val="1004"/>
-        </w:numPr>
-      </w:pPr>
-      <w:r>
-        <w:rPr>
-          <w:lang w:val="en-US"/>
-        </w:rPr>
-        <w:t xml:space="preserve">BabyAI-KeyCorridorS3R2-v0</w:t>
-      </w:r>
-    </w:p>
-    <w:p>
-      <w:pPr>
-        <w:pStyle w:val="Compact"/>
-        <w:numPr>
-          <w:ilvl w:val="0"/>
-          <w:numId w:val="1004"/>
-        </w:numPr>
-      </w:pPr>
-      <w:r>
-        <w:rPr>
-          <w:lang w:val="en-US"/>
-        </w:rPr>
-        <w:t xml:space="preserve">BabyAI-KeyCorridorS3R3-v0</w:t>
-      </w:r>
-    </w:p>
-    <w:p>
-      <w:pPr>
-        <w:pStyle w:val="Compact"/>
-        <w:numPr>
-          <w:ilvl w:val="0"/>
-          <w:numId w:val="1004"/>
-        </w:numPr>
-      </w:pPr>
-      <w:r>
-        <w:rPr>
-          <w:lang w:val="en-US"/>
-        </w:rPr>
-        <w:t xml:space="preserve">BabyAI-KeyCorridorS4R3-v0</w:t>
-      </w:r>
-    </w:p>
-    <w:p>
-      <w:pPr>
-        <w:pStyle w:val="Compact"/>
-        <w:numPr>
-          <w:ilvl w:val="0"/>
-          <w:numId w:val="1004"/>
-        </w:numPr>
-      </w:pPr>
-      <w:r>
-        <w:rPr>
-          <w:lang w:val="en-US"/>
-        </w:rPr>
-        <w:t xml:space="preserve">BabyAI-KeyCorridorS5R3-v0</w:t>
-      </w:r>
-    </w:p>
-    <w:p>
-      <w:pPr>
-        <w:pStyle w:val="Compact"/>
-        <w:numPr>
-          <w:ilvl w:val="0"/>
-          <w:numId w:val="1004"/>
-        </w:numPr>
-      </w:pPr>
-      <w:r>
-        <w:rPr>
-          <w:lang w:val="en-US"/>
-        </w:rPr>
-        <w:t xml:space="preserve">BabyAI-KeyCorridorS6R3-v0</w:t>
-      </w:r>
-    </w:p>
-    <w:p>
-      <w:pPr>
-        <w:pStyle w:val="Compact"/>
-        <w:numPr>
-          <w:ilvl w:val="0"/>
-          <w:numId w:val="1004"/>
-        </w:numPr>
-      </w:pPr>
-      <w:r>
-        <w:rPr>
-          <w:lang w:val="en-US"/>
-        </w:rPr>
-        <w:t xml:space="preserve">BabyAI-UnlockPickup-v0</w:t>
-      </w:r>
-    </w:p>
-    <w:p>
-      <w:pPr>
-        <w:pStyle w:val="Compact"/>
-        <w:numPr>
-          <w:ilvl w:val="0"/>
-          <w:numId w:val="1004"/>
-        </w:numPr>
-      </w:pPr>
-      <w:r>
-        <w:rPr>
-          <w:lang w:val="en-US"/>
-        </w:rPr>
-        <w:t xml:space="preserve">BabyAI-UnlockPickupDist-v0</w:t>
-      </w:r>
-    </w:p>
-    <w:p>
-      <w:pPr>
-        <w:pStyle w:val="Compact"/>
-        <w:numPr>
-          <w:ilvl w:val="0"/>
-          <w:numId w:val="1004"/>
-        </w:numPr>
-      </w:pPr>
-      <w:r>
-        <w:rPr>
-          <w:lang w:val="en-US"/>
-        </w:rPr>
-        <w:t xml:space="preserve">BabyAI-BlockedUnlockPickup-v0</w:t>
-      </w:r>
-    </w:p>
-    <w:p>
-      <w:pPr>
-        <w:pStyle w:val="Compact"/>
-        <w:numPr>
-          <w:ilvl w:val="0"/>
-          <w:numId w:val="1004"/>
-        </w:numPr>
-      </w:pPr>
-      <w:r>
-        <w:rPr>
-          <w:lang w:val="en-US"/>
-        </w:rPr>
-        <w:t xml:space="preserve">BabyAI-UnlockToUnlock-v0</w:t>
-      </w:r>
-    </w:p>
-    <w:p>
-      <w:pPr>
-        <w:pStyle w:val="FirstParagraph"/>
-      </w:pPr>
-      <w:r>
-        <w:rPr>
-          <w:lang w:val="en-US"/>
-        </w:rPr>
-        <w:t xml:space="preserve">B5. Success is a toggle (20; on I1’s lists in both conditions):</w:t>
-      </w:r>
-    </w:p>
-    <w:p>
-      <w:pPr>
-        <w:pStyle w:val="Compact"/>
-        <w:numPr>
-          <w:ilvl w:val="0"/>
-          <w:numId w:val="1005"/>
-        </w:numPr>
-      </w:pPr>
-      <w:r>
-        <w:rPr>
-          <w:lang w:val="en-US"/>
-        </w:rPr>
-        <w:t xml:space="preserve">MiniGrid-Unlock-v0</w:t>
-      </w:r>
-    </w:p>
-    <w:p>
-      <w:pPr>
-        <w:pStyle w:val="Compact"/>
-        <w:numPr>
-          <w:ilvl w:val="0"/>
-          <w:numId w:val="1005"/>
-        </w:numPr>
-      </w:pPr>
-      <w:r>
-        <w:rPr>
-          <w:lang w:val="en-US"/>
-        </w:rPr>
-        <w:t xml:space="preserve">MiniGrid-RedBlueDoors-6x6-v0</w:t>
-      </w:r>
-    </w:p>
-    <w:p>
-      <w:pPr>
-        <w:pStyle w:val="Compact"/>
-        <w:numPr>
-          <w:ilvl w:val="0"/>
-          <w:numId w:val="1005"/>
-        </w:numPr>
-      </w:pPr>
-      <w:r>
-        <w:rPr>
-          <w:lang w:val="en-US"/>
-        </w:rPr>
-        <w:t xml:space="preserve">MiniGrid-RedBlueDoors-8x8-v0</w:t>
-      </w:r>
-    </w:p>
-    <w:p>
-      <w:pPr>
-        <w:pStyle w:val="Compact"/>
-        <w:numPr>
-          <w:ilvl w:val="0"/>
-          <w:numId w:val="1005"/>
-        </w:numPr>
-      </w:pPr>
-      <w:r>
-        <w:rPr>
-          <w:lang w:val="en-US"/>
-        </w:rPr>
-        <w:t xml:space="preserve">BabyAI-Open-v0</w:t>
-      </w:r>
-    </w:p>
-    <w:p>
-      <w:pPr>
-        <w:pStyle w:val="Compact"/>
-        <w:numPr>
-          <w:ilvl w:val="0"/>
-          <w:numId w:val="1005"/>
-        </w:numPr>
-      </w:pPr>
-      <w:r>
-        <w:rPr>
-          <w:lang w:val="en-US"/>
-        </w:rPr>
-        <w:t xml:space="preserve">BabyAI-OpenDoor-v0</w:t>
-      </w:r>
-    </w:p>
-    <w:p>
-      <w:pPr>
-        <w:pStyle w:val="Compact"/>
-        <w:numPr>
-          <w:ilvl w:val="0"/>
-          <w:numId w:val="1005"/>
-        </w:numPr>
-      </w:pPr>
-      <w:r>
-        <w:rPr>
-          <w:lang w:val="en-US"/>
-        </w:rPr>
-        <w:t xml:space="preserve">BabyAI-OpenDoorColor-v0</w:t>
-      </w:r>
-    </w:p>
-    <w:p>
-      <w:pPr>
-        <w:pStyle w:val="Compact"/>
-        <w:numPr>
-          <w:ilvl w:val="0"/>
-          <w:numId w:val="1005"/>
-        </w:numPr>
-      </w:pPr>
-      <w:r>
-        <w:rPr>
-          <w:lang w:val="en-US"/>
-        </w:rPr>
-        <w:t xml:space="preserve">BabyAI-OpenDoorDebug-v0</w:t>
-      </w:r>
-    </w:p>
-    <w:p>
-      <w:pPr>
-        <w:pStyle w:val="Compact"/>
-        <w:numPr>
-          <w:ilvl w:val="0"/>
-          <w:numId w:val="1005"/>
-        </w:numPr>
-      </w:pPr>
-      <w:r>
-        <w:rPr>
-          <w:lang w:val="en-US"/>
-        </w:rPr>
-        <w:t xml:space="preserve">BabyAI-OpenDoorLoc-v0</w:t>
-      </w:r>
-    </w:p>
-    <w:p>
-      <w:pPr>
-        <w:pStyle w:val="Compact"/>
-        <w:numPr>
-          <w:ilvl w:val="0"/>
-          <w:numId w:val="1005"/>
-        </w:numPr>
-      </w:pPr>
-      <w:r>
-        <w:rPr>
-          <w:lang w:val="en-US"/>
-        </w:rPr>
-        <w:t xml:space="preserve">BabyAI-OpenDoorsOrderN2-v0</w:t>
-      </w:r>
-    </w:p>
-    <w:p>
-      <w:pPr>
-        <w:pStyle w:val="Compact"/>
-        <w:numPr>
-          <w:ilvl w:val="0"/>
-          <w:numId w:val="1005"/>
-        </w:numPr>
-      </w:pPr>
-      <w:r>
-        <w:rPr>
-          <w:lang w:val="en-US"/>
-        </w:rPr>
-        <w:t xml:space="preserve">BabyAI-OpenDoorsOrderN2Debug-v0</w:t>
-      </w:r>
-    </w:p>
-    <w:p>
-      <w:pPr>
-        <w:pStyle w:val="Compact"/>
-        <w:numPr>
-          <w:ilvl w:val="0"/>
-          <w:numId w:val="1005"/>
-        </w:numPr>
-      </w:pPr>
-      <w:r>
-        <w:rPr>
-          <w:lang w:val="en-US"/>
-        </w:rPr>
-        <w:t xml:space="preserve">BabyAI-OpenDoorsOrderN4-v0</w:t>
-      </w:r>
-    </w:p>
-    <w:p>
-      <w:pPr>
-        <w:pStyle w:val="Compact"/>
-        <w:numPr>
-          <w:ilvl w:val="0"/>
-          <w:numId w:val="1005"/>
-        </w:numPr>
-      </w:pPr>
-      <w:r>
-        <w:rPr>
-          <w:lang w:val="en-US"/>
-        </w:rPr>
-        <w:t xml:space="preserve">BabyAI-OpenDoorsOrderN4Debug-v0</w:t>
-      </w:r>
-    </w:p>
-    <w:p>
-      <w:pPr>
-        <w:pStyle w:val="Compact"/>
-        <w:numPr>
-          <w:ilvl w:val="0"/>
-          <w:numId w:val="1005"/>
-        </w:numPr>
-      </w:pPr>
-      <w:r>
-        <w:rPr>
-          <w:lang w:val="en-US"/>
-        </w:rPr>
-        <w:t xml:space="preserve">BabyAI-OpenRedBlueDoors-v0</w:t>
-      </w:r>
-    </w:p>
-    <w:p>
-      <w:pPr>
-        <w:pStyle w:val="Compact"/>
-        <w:numPr>
-          <w:ilvl w:val="0"/>
-          <w:numId w:val="1005"/>
-        </w:numPr>
-      </w:pPr>
-      <w:r>
-        <w:rPr>
-          <w:lang w:val="en-US"/>
-        </w:rPr>
-        <w:t xml:space="preserve">BabyAI-OpenRedBlueDoorsDebug-v0</w:t>
-      </w:r>
-    </w:p>
-    <w:p>
-      <w:pPr>
-        <w:pStyle w:val="Compact"/>
-        <w:numPr>
-          <w:ilvl w:val="0"/>
-          <w:numId w:val="1005"/>
-        </w:numPr>
-      </w:pPr>
-      <w:r>
-        <w:rPr>
-          <w:lang w:val="en-US"/>
-        </w:rPr>
-        <w:t xml:space="preserve">BabyAI-OpenRedDoor-v0</w:t>
-      </w:r>
-    </w:p>
-    <w:p>
-      <w:pPr>
-        <w:pStyle w:val="Compact"/>
-        <w:numPr>
-          <w:ilvl w:val="0"/>
-          <w:numId w:val="1005"/>
-        </w:numPr>
-      </w:pPr>
-      <w:r>
-        <w:rPr>
-          <w:lang w:val="en-US"/>
-        </w:rPr>
-        <w:t xml:space="preserve">BabyAI-OpenTwoDoors-v0</w:t>
-      </w:r>
-    </w:p>
-    <w:p>
-      <w:pPr>
-        <w:pStyle w:val="Compact"/>
-        <w:numPr>
-          <w:ilvl w:val="0"/>
-          <w:numId w:val="1005"/>
-        </w:numPr>
-      </w:pPr>
-      <w:r>
-        <w:rPr>
-          <w:lang w:val="en-US"/>
-        </w:rPr>
-        <w:t xml:space="preserve">BabyAI-Unlock-v0</w:t>
-      </w:r>
-    </w:p>
-    <w:p>
-      <w:pPr>
-        <w:pStyle w:val="Compact"/>
-        <w:numPr>
-          <w:ilvl w:val="0"/>
-          <w:numId w:val="1005"/>
-        </w:numPr>
-      </w:pPr>
-      <w:r>
-        <w:rPr>
-          <w:lang w:val="en-US"/>
-        </w:rPr>
-        <w:t xml:space="preserve">BabyAI-UnlockLocal-v0</w:t>
-      </w:r>
-    </w:p>
-    <w:p>
-      <w:pPr>
-        <w:pStyle w:val="Compact"/>
-        <w:numPr>
-          <w:ilvl w:val="0"/>
-          <w:numId w:val="1005"/>
-        </w:numPr>
-      </w:pPr>
-      <w:r>
-        <w:rPr>
-          <w:lang w:val="en-US"/>
-        </w:rPr>
-        <w:t xml:space="preserve">BabyAI-UnlockLocalDist-v0</w:t>
-      </w:r>
-    </w:p>
-    <w:p>
-      <w:pPr>
-        <w:pStyle w:val="Compact"/>
-        <w:numPr>
-          <w:ilvl w:val="0"/>
-          <w:numId w:val="1005"/>
-        </w:numPr>
-      </w:pPr>
-      <w:r>
-        <w:rPr>
-          <w:lang w:val="en-US"/>
-        </w:rPr>
-        <w:t xml:space="preserve">BabyAI-KeyInBox-v0</w:t>
-      </w:r>
-    </w:p>
-    <w:p>
-      <w:pPr>
-        <w:pStyle w:val="FirstParagraph"/>
-      </w:pPr>
-      <w:r>
-        <w:rPr>
-          <w:lang w:val="en-US"/>
-        </w:rPr>
-        <w:t xml:space="preserve">B6. A toggle is a precondition (these 9, plus the 28 of B4; on I1’s lists in both conditions):</w:t>
-      </w:r>
-    </w:p>
-    <w:p>
-      <w:pPr>
-        <w:pStyle w:val="Compact"/>
-        <w:numPr>
-          <w:ilvl w:val="0"/>
-          <w:numId w:val="1006"/>
-        </w:numPr>
-      </w:pPr>
-      <w:r>
-        <w:rPr>
-          <w:lang w:val="en-US"/>
-        </w:rPr>
-        <w:t xml:space="preserve">MiniGrid-DoorKey-5x5-v0</w:t>
-      </w:r>
-    </w:p>
-    <w:p>
-      <w:pPr>
-        <w:pStyle w:val="Compact"/>
-        <w:numPr>
-          <w:ilvl w:val="0"/>
-          <w:numId w:val="1006"/>
-        </w:numPr>
-      </w:pPr>
-      <w:r>
-        <w:rPr>
-          <w:lang w:val="en-US"/>
-        </w:rPr>
-        <w:t xml:space="preserve">MiniGrid-DoorKey-6x6-v0</w:t>
-      </w:r>
-    </w:p>
-    <w:p>
-      <w:pPr>
-        <w:pStyle w:val="Compact"/>
-        <w:numPr>
-          <w:ilvl w:val="0"/>
-          <w:numId w:val="1006"/>
-        </w:numPr>
-      </w:pPr>
-      <w:r>
-        <w:rPr>
-          <w:lang w:val="en-US"/>
-        </w:rPr>
-        <w:t xml:space="preserve">MiniGrid-DoorKey-16x16-v0</w:t>
-      </w:r>
-    </w:p>
-    <w:p>
-      <w:pPr>
-        <w:pStyle w:val="Compact"/>
-        <w:numPr>
-          <w:ilvl w:val="0"/>
-          <w:numId w:val="1006"/>
-        </w:numPr>
-      </w:pPr>
-      <w:r>
-        <w:rPr>
-          <w:lang w:val="en-US"/>
-        </w:rPr>
-        <w:t xml:space="preserve">MiniGrid-LockedRoom-v0</w:t>
-      </w:r>
-    </w:p>
-    <w:p>
-      <w:pPr>
-        <w:pStyle w:val="Compact"/>
-        <w:numPr>
-          <w:ilvl w:val="0"/>
-          <w:numId w:val="1006"/>
-        </w:numPr>
-      </w:pPr>
-      <w:r>
-        <w:rPr>
-          <w:lang w:val="en-US"/>
-        </w:rPr>
-        <w:t xml:space="preserve">MiniGrid-MultiRoom-N2-S4-v0</w:t>
-      </w:r>
-    </w:p>
-    <w:p>
-      <w:pPr>
-        <w:pStyle w:val="Compact"/>
-        <w:numPr>
-          <w:ilvl w:val="0"/>
-          <w:numId w:val="1006"/>
-        </w:numPr>
-      </w:pPr>
-      <w:r>
-        <w:rPr>
-          <w:lang w:val="en-US"/>
-        </w:rPr>
-        <w:t xml:space="preserve">MiniGrid-MultiRoom-N4-S5-v1</w:t>
-      </w:r>
-    </w:p>
-    <w:p>
-      <w:pPr>
-        <w:pStyle w:val="Compact"/>
-        <w:numPr>
-          <w:ilvl w:val="0"/>
-          <w:numId w:val="1006"/>
-        </w:numPr>
-      </w:pPr>
-      <w:r>
-        <w:rPr>
-          <w:lang w:val="en-US"/>
-        </w:rPr>
-        <w:t xml:space="preserve">MiniGrid-MultiRoom-N6-v0</w:t>
-      </w:r>
-    </w:p>
-    <w:p>
-      <w:pPr>
-        <w:pStyle w:val="Compact"/>
-        <w:numPr>
-          <w:ilvl w:val="0"/>
-          <w:numId w:val="1006"/>
-        </w:numPr>
-      </w:pPr>
-      <w:r>
-        <w:rPr>
-          <w:lang w:val="en-US"/>
-        </w:rPr>
-        <w:t xml:space="preserve">BabyAI-GoToImpUnlock-v0</w:t>
-      </w:r>
-    </w:p>
-    <w:p>
-      <w:pPr>
-        <w:pStyle w:val="Compact"/>
-        <w:numPr>
-          <w:ilvl w:val="0"/>
-          <w:numId w:val="1006"/>
-        </w:numPr>
-      </w:pPr>
-      <w:r>
-        <w:rPr>
-          <w:lang w:val="en-US"/>
-        </w:rPr>
-        <w:t xml:space="preserve">BabyAI-PickupAbove-v0</w:t>
+        <w:t xml:space="preserve">MiniGrid-DoorKey-5x5-v0; MiniGrid-DoorKey-6x6-v0; MiniGrid-DoorKey-16x16-v0; MiniGrid-LockedRoom-v0; MiniGrid-MultiRoom-N2-S4-v0; MiniGrid-MultiRoom-N4-S5-v1; MiniGrid-MultiRoom-N6-v0; BabyAI-GoToImpUnlock-v0; BabyAI-PickupAbove-v0.</w:t>
       </w:r>
     </w:p>
     <w:tbl>
@@ -12561,7 +11145,7 @@
         <w:rPr>
           <w:lang w:val="en-US"/>
         </w:rPr>
-        <w:t xml:space="preserve">Every number in the article and in this supplement is a value in docs/manuscript_jagi/numbers.json, which is a copy of the file that scripts/manuscript_numbers.py writes from committed files into docs/manuscript, made by the build described in docs/manuscript_jagi/BUILD.md. scripts/manuscript_check.py, run with the option –dir docs/manuscript_jagi, rejects any numeral in either file that is not one of those values. The only exceptions are the fields of the six reference entries added for this version, which were verified against the publisher’s or arXiv’s page and are recorded, entry by entry, in docs/manuscript_jagi/REFERENCES_CHECK_jagi.md; the check accepts such an entry only if it equals the recorded entry character for character. The years of in-text citations are also exempt when the cited work is in the reference list. Table S5 lists, for each class of number, the committed files its values come from and the commit that last changed each file. It is written by scripts/manuscript_numbers.py and copied here unchanged.</w:t>
+        <w:t xml:space="preserve">Every number in the article and in this supplement is a value in docs/manuscript_jagi/numbers.json, which is a copy of the file that scripts/manuscript_numbers.py writes from committed files into docs/manuscript, made by the build described in docs/manuscript_jagi/BUILD.md. scripts/manuscript_check.py, run with the option --dir docs/manuscript_jagi, rejects any numeral in either file that is not one of those values. The only exceptions are the fields of the six reference entries added for this version, which were verified against the publisher's or arXiv's page and are recorded, entry by entry, in docs/manuscript_jagi/REFERENCES_CHECK_jagi.md; the check accepts such an entry only if it equals the recorded entry character for character. The years of in-text citations are also exempt when the cited work is in the reference list. Table S5 lists, for each class of number, the committed files its values come from and the commit that last changed each file. It is written by scripts/manuscript_numbers.py and copied here unchanged.</w:t>
       </w:r>
     </w:p>
     <w:tbl>
@@ -12634,7 +11218,7 @@
               <w:rPr>
                 <w:lang w:val="en-US"/>
               </w:rPr>
-              <w:t xml:space="preserve">docs/EXPLORATORY_V1_DIAGNOSIS.md (7d9205e); docs/GROUND_TRUTH_minigrid.md (f12e529); docs/GROUND_TRUTH_procgen.md (8d209b3); docs/HELDOUT.md (4d2c02c); docs/PREREG.md (7d9205e); docs/STATE.md (at the commit tagged jagi-submission-v1); docs/tables/v1.json (bb0f1a1); docs/tables/v2.json (bb0f1a1); runs/checks/determinism_check.json (5ac65c1); runs/exploratory/v1_diagnosis.json (66e5606); runs/pilot_checks/pilot_check.json (cda7aa0); runs/pilot_checks/procgen_camera_check.json (cda7aa0); scripts/analyze_common.py (a96e49e)</w:t>
+              <w:t xml:space="preserve">docs/EXPLORATORY_V1_DIAGNOSIS.md (7d9205e); docs/GROUND_TRUTH_minigrid.md (f12e529); docs/GROUND_TRUTH_procgen.md (8d209b3); docs/HELDOUT.md (4d2c02c); docs/PREREG.md (7d9205e); docs/STATE.md (at the commit tagged jagi-submission-v1); docs/manuscript_jagi/REFERENCES_CHECK_jagi.md (changed in the commit that carries this table); docs/tables/v1.json (bb0f1a1); docs/tables/v2.json (bb0f1a1); runs/checks/determinism_check.json (5ac65c1); runs/exploratory/v1_diagnosis.json (66e5606); runs/pilot_checks/pilot_check.json (cda7aa0); runs/pilot_checks/procgen_camera_check.json (cda7aa0); scripts/analyze_common.py (a96e49e)</w:t>
             </w:r>
           </w:p>
         </w:tc>
@@ -12650,7 +11234,7 @@
               <w:rPr>
                 <w:lang w:val="en-US"/>
               </w:rPr>
-              <w:t xml:space="preserve">rate (agreement, κ, AUROC, interval bound, share)</w:t>
+              <w:t xml:space="preserve">rate (agreement, kappa, AUROC, interval bound, share)</w:t>
             </w:r>
           </w:p>
         </w:tc>
@@ -12724,7 +11308,7 @@
               <w:rPr>
                 <w:lang w:val="en-US"/>
               </w:rPr>
-              <w:t xml:space="preserve">docs/PREREG.md (7d9205e); docs/tables/v2.json (bb0f1a1); runs/pilot_checks/pilot_check.json (cda7aa0); runs/pilot_checks/procgen_camera_check.json (cda7aa0)</w:t>
+              <w:t xml:space="preserve">docs/PREREG.md (7d9205e); docs/manuscript_jagi/REFERENCES_CHECK_jagi.md (changed in the commit that carries this table); docs/tables/v2.json (bb0f1a1); runs/pilot_checks/pilot_check.json (cda7aa0); runs/pilot_checks/procgen_camera_check.json (cda7aa0)</w:t>
             </w:r>
           </w:p>
         </w:tc>
@@ -12784,7 +11368,7 @@
               <w:rPr>
                 <w:lang w:val="en-US"/>
               </w:rPr>
-              <w:t xml:space="preserve">docs/HELDOUT.md (4d2c02c); docs/PREREG.md (7d9205e); docs/STATE.md (at the commit tagged jagi-submission-v1); git tag objects and git ls-tree (the tag objects themselves)</w:t>
+              <w:t xml:space="preserve">docs/HELDOUT.md (4d2c02c); docs/PREREG.md (7d9205e); docs/STATE.md (at the commit tagged jagi-submission-v1); docs/manuscript_jagi/REFERENCES_CHECK_jagi.md (changed in the commit that carries this table); git tag objects and git ls-tree (the tag objects themselves)</w:t>
             </w:r>
           </w:p>
         </w:tc>
@@ -12844,7 +11428,7 @@
               <w:rPr>
                 <w:lang w:val="en-US"/>
               </w:rPr>
-              <w:t xml:space="preserve">docs/STATE.md (at the commit tagged jagi-submission-v1); docs/manuscript/REFERENCES_CHECK.md (6df6718); docs/manuscript/REVIEW_draft1.md (48931d2); docs/preprint/preprint.md (8bed48b); docs/preprint/references.bib (8bed48b)</w:t>
+              <w:t xml:space="preserve">docs/STATE.md (at the commit tagged jagi-submission-v1); docs/manuscript/REFERENCES_CHECK.md (6df6718); docs/manuscript/REVIEW_draft1.md (48931d2); docs/manuscript_jagi/REFERENCES_CHECK_jagi.md (changed in the commit that carries this table); docs/preprint/preprint.md (8bed48b); docs/preprint/references.bib (8bed48b)</w:t>
             </w:r>
           </w:p>
         </w:tc>
@@ -12874,7 +11458,7 @@
               <w:rPr>
                 <w:lang w:val="en-US"/>
               </w:rPr>
-              <w:t xml:space="preserve">docs/STATE.md (at the commit tagged jagi-submission-v1); docs/manuscript/REFERENCES_CHECK.md (6df6718); docs/preprint/preprint.md (8bed48b); docs/preprint/references.bib (8bed48b); docs/tables/v1.json (bb0f1a1); docs/tables/v2.json (bb0f1a1)</w:t>
+              <w:t xml:space="preserve">docs/STATE.md (at the commit tagged jagi-submission-v1); docs/manuscript/REFERENCES_CHECK.md (6df6718); docs/manuscript_jagi/REFERENCES_CHECK_jagi.md (changed in the commit that carries this table); docs/preprint/preprint.md (8bed48b); docs/preprint/references.bib (8bed48b); docs/tables/v1.json (bb0f1a1); docs/tables/v2.json (bb0f1a1)</w:t>
             </w:r>
           </w:p>
         </w:tc>
@@ -12899,7 +11483,7 @@
         <w:rPr>
           <w:lang w:val="en-US"/>
         </w:rPr>
-        <w:t xml:space="preserve">The sources of the article’s figures, tables and constants are these. Figures 1 and 2 are drawn by scripts/manuscript_figures.py from docs/tables/v1.json and docs/tables/v2.json; Figures 3 and 4 by the same script from runs/exploratory/v1_diagnosis.json, written by scripts/explore_v1_diagnosis.py at commit f43526a, which calls the frozen analysis functions unchanged. Tables 1 and 2 of the article are the verdict columns of Tables S1 and S2a; Table 3 is the outcome table of the registered protocol. The census constants are registered with their file, line and commit: LEARN_AGREE = 3 at scripts/g_nav.py:55, the 2:1 margin at scripts/g_nav.py:756, LEARN_MAX = 8 at scripts/g_nav.py:56 and the search limit of 40000 nodes at scripts/g_nav.py:54, all at commit ccc4d57, and the motion threshold of 2 cells at scripts/g_motion.py:20, commit 378345f. The ARC-AGI-3 split, with the move of dc22, is in docs/HELDOUT.md. The registered texts of the two OSF registrations are in the repository as docs/OSF_REGISTRATION_final.txt and docs/OSF_REGISTRATION_v1_1_final.txt. The agent I1 is in the directory external/rudakov_just_explore, which is not covered by the repository’s license and keeps the upstream MIT notice of its own authors.</w:t>
+        <w:t xml:space="preserve">The sources of the article's figures, tables and constants are these. Figures 1 and 2 are drawn by scripts/manuscript_figures.py from docs/tables/v1.json and docs/tables/v2.json; Figures 3 and 4 by the same script from runs/exploratory/v1_diagnosis.json, written by scripts/explore_v1_diagnosis.py at commit f43526a, which calls the frozen analysis functions unchanged. Tables 1 and 2 of the article are the verdict columns of Tables S1 and S2a; Table 3 is the outcome table of the registered protocol. The census constants are registered with their file, line and commit: LEARN_AGREE = 3 at scripts/g_nav.py:55, the 2:1 margin at scripts/g_nav.py:756, LEARN_MAX = 8 at scripts/g_nav.py:56 and the search limit of 40000 nodes at scripts/g_nav.py:54, all at commit ccc4d57, and the motion threshold of 2 cells at scripts/g_motion.py:20, commit 378345f. The ARC-AGI-3 split, with the move of dc22, is in docs/HELDOUT.md. The registered texts of the two OSF registrations are in the repository as docs/OSF_REGISTRATION_final.txt and docs/OSF_REGISTRATION_v1_1_final.txt. The agent I1 is in the directory external/rudakov_just_explore, which is not covered by the repository's license and keeps the upstream MIT notice of its own authors.</w:t>
       </w:r>
     </w:p>
     <w:p>
@@ -13503,7 +12087,7 @@
         <w:rPr>
           <w:lang w:val="en-US"/>
         </w:rPr>
-        <w:t xml:space="preserve">This section is exploratory. Table S7 gives the V2 line on the 17 held-out ARC-AGI-3 games, computed after the outcome by the same frozen functions, from runs/exploratory/v1_diagnosis.json. It is reported and never tested. ARC-AGI-3 rows carry no adapter fields, so the baseline’s features are constant there and its AUROC is 0.5000 by construction.</w:t>
+        <w:t xml:space="preserve">This section is exploratory. Table S7 gives the V2 line on the 17 held-out ARC-AGI-3 games, computed after the outcome by the same frozen functions, from runs/exploratory/v1_diagnosis.json. It is reported and never tested. ARC-AGI-3 rows carry no adapter fields, so the baseline's features are constant there and its AUROC is 0.5000 by construction.</w:t>
       </w:r>
     </w:p>
     <w:tbl>
@@ -14766,109 +13350,6 @@
       </w:pPr>
     </w:lvl>
   </w:abstractNum>
-  <w:abstractNum w:abstractNumId="991">
-    <w:nsid w:val="0000A991"/>
-    <w:multiLevelType w:val="multilevel"/>
-    <w:lvl w:ilvl="0">
-      <w:numFmt w:val="bullet"/>
-      <w:lvlText w:val=""/>
-      <w:lvlJc w:val="left"/>
-      <w:pPr>
-        <w:ind w:left="720" w:hanging="360"/>
-      </w:pPr>
-      <w:rPr>
-        <w:rFonts w:ascii="Symbol" w:hAnsi="Symbol" w:cs="Symbol" w:hint="default"/>
-      </w:rPr>
-    </w:lvl>
-    <w:lvl w:ilvl="1">
-      <w:numFmt w:val="bullet"/>
-      <w:lvlText w:val="o"/>
-      <w:lvlJc w:val="left"/>
-      <w:pPr>
-        <w:ind w:left="1440" w:hanging="360"/>
-      </w:pPr>
-      <w:rPr>
-        <w:rFonts w:ascii="Courier New" w:hAnsi="Courier New" w:cs="Courier New" w:hint="default"/>
-      </w:rPr>
-    </w:lvl>
-    <w:lvl w:ilvl="2">
-      <w:numFmt w:val="bullet"/>
-      <w:lvlText w:val=""/>
-      <w:lvlJc w:val="left"/>
-      <w:pPr>
-        <w:ind w:left="2160" w:hanging="360"/>
-      </w:pPr>
-      <w:rPr>
-        <w:rFonts w:ascii="Wingdings" w:hAnsi="Wingdings" w:cs="Wingdings" w:hint="default"/>
-      </w:rPr>
-    </w:lvl>
-    <w:lvl w:ilvl="3">
-      <w:numFmt w:val="bullet"/>
-      <w:lvlText w:val=""/>
-      <w:lvlJc w:val="left"/>
-      <w:pPr>
-        <w:ind w:left="2880" w:hanging="360"/>
-      </w:pPr>
-      <w:rPr>
-        <w:rFonts w:ascii="Symbol" w:hAnsi="Symbol" w:cs="Symbol" w:hint="default"/>
-      </w:rPr>
-    </w:lvl>
-    <w:lvl w:ilvl="4">
-      <w:numFmt w:val="bullet"/>
-      <w:lvlText w:val="o"/>
-      <w:lvlJc w:val="left"/>
-      <w:pPr>
-        <w:ind w:left="3600" w:hanging="360"/>
-      </w:pPr>
-      <w:rPr>
-        <w:rFonts w:ascii="Courier New" w:hAnsi="Courier New" w:cs="Courier New" w:hint="default"/>
-      </w:rPr>
-    </w:lvl>
-    <w:lvl w:ilvl="5">
-      <w:numFmt w:val="bullet"/>
-      <w:lvlText w:val=""/>
-      <w:lvlJc w:val="left"/>
-      <w:pPr>
-        <w:ind w:left="4320" w:hanging="360"/>
-      </w:pPr>
-      <w:rPr>
-        <w:rFonts w:ascii="Wingdings" w:hAnsi="Wingdings" w:cs="Wingdings" w:hint="default"/>
-      </w:rPr>
-    </w:lvl>
-    <w:lvl w:ilvl="6">
-      <w:numFmt w:val="bullet"/>
-      <w:lvlText w:val=""/>
-      <w:lvlJc w:val="left"/>
-      <w:pPr>
-        <w:ind w:left="5040" w:hanging="360"/>
-      </w:pPr>
-      <w:rPr>
-        <w:rFonts w:ascii="Symbol" w:hAnsi="Symbol" w:cs="Symbol" w:hint="default"/>
-      </w:rPr>
-    </w:lvl>
-    <w:lvl w:ilvl="7">
-      <w:numFmt w:val="bullet"/>
-      <w:lvlText w:val="o"/>
-      <w:lvlJc w:val="left"/>
-      <w:pPr>
-        <w:ind w:left="5760" w:hanging="360"/>
-      </w:pPr>
-      <w:rPr>
-        <w:rFonts w:ascii="Courier New" w:hAnsi="Courier New" w:cs="Courier New" w:hint="default"/>
-      </w:rPr>
-    </w:lvl>
-    <w:lvl w:ilvl="8">
-      <w:numFmt w:val="bullet"/>
-      <w:lvlText w:val=""/>
-      <w:lvlJc w:val="left"/>
-      <w:pPr>
-        <w:ind w:left="6480" w:hanging="360"/>
-      </w:pPr>
-      <w:rPr>
-        <w:rFonts w:ascii="Wingdings" w:hAnsi="Wingdings" w:cs="Wingdings" w:hint="default"/>
-      </w:rPr>
-    </w:lvl>
-  </w:abstractNum>
   <w:num w:numId="1" w16cid:durableId="1240017926">
     <w:abstractNumId w:val="2"/>
   </w:num>
@@ -14880,24 +13361,6 @@
   </w:num>
   <w:num w:numId="1000">
     <w:abstractNumId w:val="990"/>
-  </w:num>
-  <w:num w:numId="1001">
-    <w:abstractNumId w:val="991"/>
-  </w:num>
-  <w:num w:numId="1002">
-    <w:abstractNumId w:val="991"/>
-  </w:num>
-  <w:num w:numId="1003">
-    <w:abstractNumId w:val="991"/>
-  </w:num>
-  <w:num w:numId="1004">
-    <w:abstractNumId w:val="991"/>
-  </w:num>
-  <w:num w:numId="1005">
-    <w:abstractNumId w:val="991"/>
-  </w:num>
-  <w:num w:numId="1006">
-    <w:abstractNumId w:val="991"/>
   </w:num>
 </w:numbering>
 </file>

--- a/docs/manuscript_jagi/supplement_jagi.docx
+++ b/docs/manuscript_jagi/supplement_jagi.docx
@@ -11218,7 +11218,7 @@
               <w:rPr>
                 <w:lang w:val="en-US"/>
               </w:rPr>
-              <w:t xml:space="preserve">docs/EXPLORATORY_V1_DIAGNOSIS.md (7d9205e); docs/GROUND_TRUTH_minigrid.md (f12e529); docs/GROUND_TRUTH_procgen.md (8d209b3); docs/HELDOUT.md (4d2c02c); docs/PREREG.md (7d9205e); docs/STATE.md (at the commit tagged jagi-submission-v1); docs/manuscript_jagi/REFERENCES_CHECK_jagi.md (changed in the commit that carries this table); docs/tables/v1.json (bb0f1a1); docs/tables/v2.json (bb0f1a1); runs/checks/determinism_check.json (5ac65c1); runs/exploratory/v1_diagnosis.json (66e5606); runs/pilot_checks/pilot_check.json (cda7aa0); runs/pilot_checks/procgen_camera_check.json (cda7aa0); scripts/analyze_common.py (a96e49e)</w:t>
+              <w:t xml:space="preserve">docs/EXPLORATORY_V1_DIAGNOSIS.md (7d9205e); docs/GROUND_TRUTH_minigrid.md (f12e529); docs/GROUND_TRUTH_procgen.md (8d209b3); docs/HELDOUT.md (4d2c02c); docs/PREREG.md (7d9205e); docs/STATE.md (at the commit tagged jagi-submission-v1); docs/manuscript_jagi/REFERENCES_CHECK_jagi.md (e4c664f); docs/tables/v1.json (bb0f1a1); docs/tables/v2.json (bb0f1a1); runs/checks/determinism_check.json (5ac65c1); runs/exploratory/v1_diagnosis.json (66e5606); runs/pilot_checks/pilot_check.json (cda7aa0); runs/pilot_checks/procgen_camera_check.json (cda7aa0); scripts/analyze_common.py (a96e49e)</w:t>
             </w:r>
           </w:p>
         </w:tc>
@@ -11308,7 +11308,7 @@
               <w:rPr>
                 <w:lang w:val="en-US"/>
               </w:rPr>
-              <w:t xml:space="preserve">docs/PREREG.md (7d9205e); docs/manuscript_jagi/REFERENCES_CHECK_jagi.md (changed in the commit that carries this table); docs/tables/v2.json (bb0f1a1); runs/pilot_checks/pilot_check.json (cda7aa0); runs/pilot_checks/procgen_camera_check.json (cda7aa0)</w:t>
+              <w:t xml:space="preserve">docs/PREREG.md (7d9205e); docs/manuscript_jagi/REFERENCES_CHECK_jagi.md (e4c664f); docs/tables/v2.json (bb0f1a1); runs/pilot_checks/pilot_check.json (cda7aa0); runs/pilot_checks/procgen_camera_check.json (cda7aa0)</w:t>
             </w:r>
           </w:p>
         </w:tc>
@@ -11368,7 +11368,7 @@
               <w:rPr>
                 <w:lang w:val="en-US"/>
               </w:rPr>
-              <w:t xml:space="preserve">docs/HELDOUT.md (4d2c02c); docs/PREREG.md (7d9205e); docs/STATE.md (at the commit tagged jagi-submission-v1); docs/manuscript_jagi/REFERENCES_CHECK_jagi.md (changed in the commit that carries this table); git tag objects and git ls-tree (the tag objects themselves)</w:t>
+              <w:t xml:space="preserve">docs/HELDOUT.md (4d2c02c); docs/PREREG.md (7d9205e); docs/STATE.md (at the commit tagged jagi-submission-v1); docs/manuscript_jagi/REFERENCES_CHECK_jagi.md (e4c664f); git tag objects and git ls-tree (the tag objects themselves)</w:t>
             </w:r>
           </w:p>
         </w:tc>
@@ -11428,7 +11428,7 @@
               <w:rPr>
                 <w:lang w:val="en-US"/>
               </w:rPr>
-              <w:t xml:space="preserve">docs/STATE.md (at the commit tagged jagi-submission-v1); docs/manuscript/REFERENCES_CHECK.md (6df6718); docs/manuscript/REVIEW_draft1.md (48931d2); docs/manuscript_jagi/REFERENCES_CHECK_jagi.md (changed in the commit that carries this table); docs/preprint/preprint.md (8bed48b); docs/preprint/references.bib (8bed48b)</w:t>
+              <w:t xml:space="preserve">docs/STATE.md (at the commit tagged jagi-submission-v1); docs/manuscript/REFERENCES_CHECK.md (6df6718); docs/manuscript/REVIEW_draft1.md (48931d2); docs/manuscript_jagi/REFERENCES_CHECK_jagi.md (e4c664f); docs/preprint/preprint.md (8bed48b); docs/preprint/references.bib (8bed48b)</w:t>
             </w:r>
           </w:p>
         </w:tc>
@@ -11458,7 +11458,7 @@
               <w:rPr>
                 <w:lang w:val="en-US"/>
               </w:rPr>
-              <w:t xml:space="preserve">docs/STATE.md (at the commit tagged jagi-submission-v1); docs/manuscript/REFERENCES_CHECK.md (6df6718); docs/manuscript_jagi/REFERENCES_CHECK_jagi.md (changed in the commit that carries this table); docs/preprint/preprint.md (8bed48b); docs/preprint/references.bib (8bed48b); docs/tables/v1.json (bb0f1a1); docs/tables/v2.json (bb0f1a1)</w:t>
+              <w:t xml:space="preserve">docs/STATE.md (at the commit tagged jagi-submission-v1); docs/manuscript/REFERENCES_CHECK.md (6df6718); docs/manuscript_jagi/REFERENCES_CHECK_jagi.md (e4c664f); docs/preprint/preprint.md (8bed48b); docs/preprint/references.bib (8bed48b); docs/tables/v1.json (bb0f1a1); docs/tables/v2.json (bb0f1a1)</w:t>
             </w:r>
           </w:p>
         </w:tc>
@@ -12833,7 +12833,7 @@
             <w:jc w:val="right"/>
           </w:pPr>
           <w:r>
-            <w:t xml:space="preserve">Submitted yyyy-mm-dd</w:t>
+            <w:t xml:space="preserve">Submitted 2026-10-24</w:t>
           </w:r>
         </w:p>
         <w:p>
